--- a/a7/build/out/u3/A7 3.06  Teacher Edition.docx
+++ b/a7/build/out/u3/A7 3.06  Teacher Edition.docx
@@ -2644,7 +2644,26 @@
           <w:color w:val="6B6B6B"/>
           <w:sz w:val="19"/>
         </w:rPr>
-        <w:t xml:space="preserve"> read as 0 [B1G-M 8.NSO.1.3 zero-exponent misconception]</w:t>
+        <w:t xml:space="preserve"> in the denominator read as 0 [8.NSO.1.3: zero exponent law, a</w:t>
+      </w:r>
+      <w:r>
+        <w:rPr>
+          <w:b w:val="0"/>
+          <w:i/>
+          <w:color w:val="6B6B6B"/>
+          <w:sz w:val="19"/>
+          <w:vertAlign w:val="superscript"/>
+        </w:rPr>
+        <w:t>0</w:t>
+      </w:r>
+      <w:r>
+        <w:rPr>
+          <w:b w:val="0"/>
+          <w:i/>
+          <w:color w:val="6B6B6B"/>
+          <w:sz w:val="19"/>
+        </w:rPr>
+        <w:t xml:space="preserve"> = 1]</w:t>
       </w:r>
     </w:p>
     <w:p>

--- a/a7/build/out/u3/A7 3.06  Teacher Edition.docx
+++ b/a7/build/out/u3/A7 3.06  Teacher Edition.docx
@@ -2223,7 +2223,7 @@
           <w:color w:val="1A1A1A"/>
           <w:sz w:val="21"/>
         </w:rPr>
-        <w:t>Catches a student who folds the outside 2 into the base (board shows (4/5)</w:t>
+        <w:t>Catches a student who folds the outside 2 into the base (a board with (4/5)</w:t>
       </w:r>
       <w:r>
         <w:rPr>
@@ -2242,7 +2242,7 @@
           <w:color w:val="1A1A1A"/>
           <w:sz w:val="21"/>
         </w:rPr>
-        <w:t xml:space="preserve"> or 4/25 · 2) and one who never flipped (4/25 · 2 = 8/25).</w:t>
+        <w:t>, or 25/16) and one who never flipped (4/25 · 2 = 8/25).</w:t>
       </w:r>
     </w:p>
     <w:p>
@@ -4131,7 +4131,7 @@
           <w:color w:val="1A1A1A"/>
           <w:sz w:val="21"/>
         </w:rPr>
-        <w:t>IXL: every listed skill is required, SmartScore 67, due at the start of the next class.</w:t>
+        <w:t>IXL: every listed skill is required, SmartScore 67.</w:t>
       </w:r>
     </w:p>
     <w:p>

--- a/a7/build/out/u3/A7 3.06  Teacher Edition.docx
+++ b/a7/build/out/u3/A7 3.06  Teacher Edition.docx
@@ -42,7 +42,7 @@
                 <w:color w:val="6B6B6B"/>
                 <w:sz w:val="17"/>
               </w:rPr>
-              <w:t>Grade 7 Accelerated  ·  Unit 3  ·  Lesson 6–7</w:t>
+              <w:t>Grade 7 Accelerated  ·  Unit 3  ·  Lessons 6–7</w:t>
             </w:r>
           </w:p>
           <w:p>

--- a/a7/build/out/u3/A7 3.06  Teacher Edition.docx
+++ b/a7/build/out/u3/A7 3.06  Teacher Edition.docx
@@ -218,7 +218,7 @@
           <w:color w:val="1A1A1A"/>
           <w:sz w:val="21"/>
         </w:rPr>
-        <w:t>Bases that get rewritten are powers of 2, 3 or 5. No prime factorisation of arbitrary numbers, and no fractional exponents.</w:t>
+        <w:t>Bases that get rewritten are powers of 2, 3 or 5. No prime factorization of arbitrary numbers, and no fractional exponents.</w:t>
       </w:r>
     </w:p>
     <w:p>
@@ -348,6 +348,7 @@
           </w:tcPr>
           <w:p>
             <w:pPr>
+              <w:keepNext/>
               <w:spacing w:after="0"/>
               <w:jc w:val="center"/>
             </w:pPr>
@@ -381,6 +382,7 @@
           </w:tcPr>
           <w:p>
             <w:pPr>
+              <w:keepNext/>
               <w:spacing w:after="0"/>
               <w:jc w:val="center"/>
             </w:pPr>
@@ -414,6 +416,7 @@
           </w:tcPr>
           <w:p>
             <w:pPr>
+              <w:keepNext/>
               <w:spacing w:after="0"/>
               <w:jc w:val="center"/>
             </w:pPr>
@@ -1673,7 +1676,7 @@
           <w:color w:val="1A1A1A"/>
           <w:sz w:val="21"/>
         </w:rPr>
-        <w:t xml:space="preserve">Warm-Up — On your own. Four minutes. No notes..  </w:t>
+        <w:t xml:space="preserve">Warm-Up — On your own. Four minutes. No notes.  </w:t>
       </w:r>
       <w:r>
         <w:rPr>
@@ -1706,7 +1709,7 @@
           <w:color w:val="1A1A1A"/>
           <w:sz w:val="21"/>
         </w:rPr>
-        <w:t xml:space="preserve">Warm-Up — Answers..  </w:t>
+        <w:t xml:space="preserve">Warm-Up — Answers.  </w:t>
       </w:r>
       <w:r>
         <w:rPr>
@@ -1935,7 +1938,7 @@
           <w:color w:val="1A1A1A"/>
           <w:sz w:val="21"/>
         </w:rPr>
-        <w:t xml:space="preserve">Notes — Copy the worked line..  </w:t>
+        <w:t xml:space="preserve">Notes — Copy the worked line.  </w:t>
       </w:r>
       <w:r>
         <w:rPr>
@@ -2148,7 +2151,7 @@
           <w:color w:val="1A1A1A"/>
           <w:sz w:val="21"/>
         </w:rPr>
-        <w:t xml:space="preserve">Example 1 — Evaluate..  </w:t>
+        <w:t xml:space="preserve">Example 1 — Evaluate.  </w:t>
       </w:r>
       <w:r>
         <w:rPr>
@@ -2181,7 +2184,7 @@
           <w:color w:val="1A1A1A"/>
           <w:sz w:val="21"/>
         </w:rPr>
-        <w:t xml:space="preserve">Example 1 — Worked..  </w:t>
+        <w:t xml:space="preserve">Example 1 — Worked.  </w:t>
       </w:r>
       <w:r>
         <w:rPr>
@@ -2214,7 +2217,7 @@
           <w:color w:val="1A1A1A"/>
           <w:sz w:val="21"/>
         </w:rPr>
-        <w:t xml:space="preserve">Your Turn — Same steps, your numbers. Boards up when done..  </w:t>
+        <w:t xml:space="preserve">Your Turn — Same steps, your numbers. Boards up when done.  </w:t>
       </w:r>
       <w:r>
         <w:rPr>
@@ -2266,7 +2269,7 @@
           <w:color w:val="1A1A1A"/>
           <w:sz w:val="21"/>
         </w:rPr>
-        <w:t xml:space="preserve">Your Turn — Answer..  </w:t>
+        <w:t xml:space="preserve">Your Turn — Answer.  </w:t>
       </w:r>
       <w:r>
         <w:rPr>
@@ -2299,7 +2302,7 @@
           <w:color w:val="1A1A1A"/>
           <w:sz w:val="21"/>
         </w:rPr>
-        <w:t xml:space="preserve">Example 2 — Equivalent or not?.  </w:t>
+        <w:t xml:space="preserve">Example 2 — Equivalent or not?  </w:t>
       </w:r>
       <w:r>
         <w:rPr>
@@ -2332,7 +2335,7 @@
           <w:color w:val="1A1A1A"/>
           <w:sz w:val="21"/>
         </w:rPr>
-        <w:t xml:space="preserve">Example 2 — Worked..  </w:t>
+        <w:t xml:space="preserve">Example 2 — Worked.  </w:t>
       </w:r>
       <w:r>
         <w:rPr>
@@ -2479,7 +2482,7 @@
           <w:color w:val="1A1A1A"/>
           <w:sz w:val="21"/>
         </w:rPr>
-        <w:t xml:space="preserve">Your Turn — Same steps, your numbers. Boards up when done..  </w:t>
+        <w:t xml:space="preserve">Your Turn — Same steps, your numbers. Boards up when done.  </w:t>
       </w:r>
       <w:r>
         <w:rPr>
@@ -2531,7 +2534,7 @@
           <w:color w:val="1A1A1A"/>
           <w:sz w:val="21"/>
         </w:rPr>
-        <w:t xml:space="preserve">Your Turn — Answer..  </w:t>
+        <w:t xml:space="preserve">Your Turn — Answer.  </w:t>
       </w:r>
       <w:r>
         <w:rPr>
@@ -4089,7 +4092,7 @@
           <w:color w:val="1A1A1A"/>
           <w:sz w:val="21"/>
         </w:rPr>
-        <w:t xml:space="preserve">Independent Set — Six questions. On your own, in silence..  </w:t>
+        <w:t xml:space="preserve">Independent Set — Six questions. On your own, in silence.  </w:t>
       </w:r>
       <w:r>
         <w:rPr>
@@ -4122,7 +4125,7 @@
           <w:color w:val="1A1A1A"/>
           <w:sz w:val="21"/>
         </w:rPr>
-        <w:t xml:space="preserve">IXL — Last five minutes..  </w:t>
+        <w:t xml:space="preserve">IXL — Last five minutes.  </w:t>
       </w:r>
       <w:r>
         <w:rPr>

--- a/a7/build/out/u3/A7 3.06  Teacher Edition.docx
+++ b/a7/build/out/u3/A7 3.06  Teacher Edition.docx
@@ -3237,7 +3237,7 @@
           <w:color w:val="9E1B32"/>
           <w:sz w:val="21"/>
         </w:rPr>
-        <w:t>A — 3</w:t>
+        <w:t>C — 3</w:t>
       </w:r>
       <w:r>
         <w:rPr>
@@ -3256,7 +3256,7 @@
           <w:color w:val="6B6B6B"/>
           <w:sz w:val="19"/>
         </w:rPr>
-        <w:t xml:space="preserve">   (B) added 2 + 4 instead of multiplying [power of a power confused with product of powers]; (C) replaced 9 by 3 and kept the exponent [the 3</w:t>
+        <w:t xml:space="preserve">   (A) squared the exponent, 4</w:t>
       </w:r>
       <w:r>
         <w:rPr>
@@ -3275,7 +3275,7 @@
           <w:color w:val="6B6B6B"/>
           <w:sz w:val="19"/>
         </w:rPr>
-        <w:t xml:space="preserve"> was not written]; (D) squared the exponent, 4</w:t>
+        <w:t xml:space="preserve"> = 16 [the outer exponent applied to the exponent]; (B) replaced 9 by 3 and kept the exponent [the 3</w:t>
       </w:r>
       <w:r>
         <w:rPr>
@@ -3294,7 +3294,7 @@
           <w:color w:val="6B6B6B"/>
           <w:sz w:val="19"/>
         </w:rPr>
-        <w:t xml:space="preserve"> = 16 [the outer exponent applied to the exponent]</w:t>
+        <w:t xml:space="preserve"> was not written]; (D) added 2 + 4 instead of multiplying [power of a power confused with product of powers]</w:t>
       </w:r>
       <w:r>
         <w:rPr>
@@ -3398,7 +3398,7 @@
           <w:color w:val="6B6B6B"/>
           <w:sz w:val="19"/>
         </w:rPr>
-        <w:t xml:space="preserve">   (B) wrote 1/4 as 2</w:t>
+        <w:t xml:space="preserve">   (B) dropped both minus signs [negative exponent law: a negative exponent does not disappear]; (C) wrote 1/4 as 2</w:t>
       </w:r>
       <w:r>
         <w:rPr>
@@ -3455,7 +3455,7 @@
           <w:color w:val="6B6B6B"/>
           <w:sz w:val="19"/>
         </w:rPr>
-        <w:t>, not 2]; (C) dropped both minus signs [negative exponent law: a negative exponent does not disappear]; (D) multiplied −4 · 3 [confused with power of a power]</w:t>
+        <w:t>, not 2]; (D) multiplied −4 · 3 [confused with power of a power]</w:t>
       </w:r>
       <w:r>
         <w:rPr>
@@ -4329,7 +4329,26 @@
           <w:color w:val="1A1A1A"/>
           <w:sz w:val="20"/>
         </w:rPr>
-        <w:t>added 2 + 4 instead of multiplying [power of a power confused with product of powers]</w:t>
+        <w:t>squared the exponent, 4</w:t>
+      </w:r>
+      <w:r>
+        <w:rPr>
+          <w:b w:val="0"/>
+          <w:i w:val="0"/>
+          <w:color w:val="1A1A1A"/>
+          <w:sz w:val="20"/>
+          <w:vertAlign w:val="superscript"/>
+        </w:rPr>
+        <w:t>2</w:t>
+      </w:r>
+      <w:r>
+        <w:rPr>
+          <w:b w:val="0"/>
+          <w:i w:val="0"/>
+          <w:color w:val="1A1A1A"/>
+          <w:sz w:val="20"/>
+        </w:rPr>
+        <w:t xml:space="preserve"> = 16 [the outer exponent applied to the exponent]</w:t>
       </w:r>
     </w:p>
     <w:p>
@@ -4353,64 +4372,7 @@
           <w:color w:val="1A1A1A"/>
           <w:sz w:val="20"/>
         </w:rPr>
-        <w:t>wrote 1/4 as 2</w:t>
-      </w:r>
-      <w:r>
-        <w:rPr>
-          <w:b w:val="0"/>
-          <w:i w:val="0"/>
-          <w:color w:val="1A1A1A"/>
-          <w:sz w:val="20"/>
-          <w:vertAlign w:val="superscript"/>
-        </w:rPr>
-        <w:t>-1</w:t>
-      </w:r>
-      <w:r>
-        <w:rPr>
-          <w:b w:val="0"/>
-          <w:i w:val="0"/>
-          <w:color w:val="1A1A1A"/>
-          <w:sz w:val="20"/>
-        </w:rPr>
-        <w:t xml:space="preserve"> instead of 2</w:t>
-      </w:r>
-      <w:r>
-        <w:rPr>
-          <w:b w:val="0"/>
-          <w:i w:val="0"/>
-          <w:color w:val="1A1A1A"/>
-          <w:sz w:val="20"/>
-          <w:vertAlign w:val="superscript"/>
-        </w:rPr>
-        <w:t>-2</w:t>
-      </w:r>
-      <w:r>
-        <w:rPr>
-          <w:b w:val="0"/>
-          <w:i w:val="0"/>
-          <w:color w:val="1A1A1A"/>
-          <w:sz w:val="20"/>
-        </w:rPr>
-        <w:t xml:space="preserve"> [the base 4 is 2</w:t>
-      </w:r>
-      <w:r>
-        <w:rPr>
-          <w:b w:val="0"/>
-          <w:i w:val="0"/>
-          <w:color w:val="1A1A1A"/>
-          <w:sz w:val="20"/>
-          <w:vertAlign w:val="superscript"/>
-        </w:rPr>
-        <w:t>2</w:t>
-      </w:r>
-      <w:r>
-        <w:rPr>
-          <w:b w:val="0"/>
-          <w:i w:val="0"/>
-          <w:color w:val="1A1A1A"/>
-          <w:sz w:val="20"/>
-        </w:rPr>
-        <w:t>, not 2]</w:t>
+        <w:t>dropped both minus signs [negative exponent law: a negative exponent does not disappear]</w:t>
       </w:r>
     </w:p>
     <w:p>

--- a/a7/build/out/u3/A7 3.06  Teacher Edition.docx
+++ b/a7/build/out/u3/A7 3.06  Teacher Edition.docx
@@ -3033,7 +3033,7 @@
           <w:color w:val="1A1A1A"/>
           <w:sz w:val="21"/>
         </w:rPr>
-        <w:t>A drive holds 8</w:t>
+        <w:t>A flash drive holds 8</w:t>
       </w:r>
       <w:r>
         <w:rPr>

--- a/a7/build/out/u3/A7 3.06  Teacher Edition.docx
+++ b/a7/build/out/u3/A7 3.06  Teacher Edition.docx
@@ -3033,7 +3033,26 @@
           <w:color w:val="1A1A1A"/>
           <w:sz w:val="21"/>
         </w:rPr>
-        <w:t>A flash drive holds 8</w:t>
+        <w:t>One flash drive holds 2</w:t>
+      </w:r>
+      <w:r>
+        <w:rPr>
+          <w:b w:val="0"/>
+          <w:i w:val="0"/>
+          <w:color w:val="1A1A1A"/>
+          <w:sz w:val="21"/>
+          <w:vertAlign w:val="superscript"/>
+        </w:rPr>
+        <w:t>15</w:t>
+      </w:r>
+      <w:r>
+        <w:rPr>
+          <w:b w:val="0"/>
+          <w:i w:val="0"/>
+          <w:color w:val="1A1A1A"/>
+          <w:sz w:val="21"/>
+        </w:rPr>
+        <w:t xml:space="preserve"> megabytes. Another holds 8</w:t>
       </w:r>
       <w:r>
         <w:rPr>
@@ -3052,13 +3071,22 @@
           <w:color w:val="1A1A1A"/>
           <w:sz w:val="21"/>
         </w:rPr>
-        <w:t xml:space="preserve"> megabytes. It costs 45 dollars. Write 8</w:t>
+        <w:t xml:space="preserve"> megabytes. The first one costs 45 dollars. Which holds more — or is it the same? Show why.  →  </w:t>
       </w:r>
       <w:r>
         <w:rPr>
-          <w:b w:val="0"/>
-          <w:i w:val="0"/>
-          <w:color w:val="1A1A1A"/>
+          <w:b/>
+          <w:i/>
+          <w:color w:val="9E1B32"/>
+          <w:sz w:val="21"/>
+        </w:rPr>
+        <w:t>The same: 8</w:t>
+      </w:r>
+      <w:r>
+        <w:rPr>
+          <w:b/>
+          <w:i/>
+          <w:color w:val="9E1B32"/>
           <w:sz w:val="21"/>
           <w:vertAlign w:val="superscript"/>
         </w:rPr>
@@ -3066,46 +3094,60 @@
       </w:r>
       <w:r>
         <w:rPr>
-          <w:b w:val="0"/>
-          <w:i w:val="0"/>
-          <w:color w:val="1A1A1A"/>
+          <w:b/>
+          <w:i/>
+          <w:color w:val="9E1B32"/>
           <w:sz w:val="21"/>
         </w:rPr>
-        <w:t xml:space="preserve"> as a power of 2.  →  </w:t>
-      </w:r>
-      <w:r>
-        <w:drawing>
-          <wp:inline xmlns:a="http://schemas.openxmlformats.org/drawingml/2006/main" xmlns:pic="http://schemas.openxmlformats.org/drawingml/2006/picture">
-            <wp:extent cx="188976" cy="140208"/>
-            <wp:docPr id="10" name="Picture 10"/>
-            <wp:cNvGraphicFramePr>
-              <a:graphicFrameLocks noChangeAspect="1"/>
-            </wp:cNvGraphicFramePr>
-            <a:graphic>
-              <a:graphicData uri="http://schemas.openxmlformats.org/drawingml/2006/picture">
-                <pic:pic>
-                  <pic:nvPicPr>
-                    <pic:cNvPr id="0" name="94bf9a2d95d87afa.png"/>
-                    <pic:cNvPicPr/>
-                  </pic:nvPicPr>
-                  <pic:blipFill>
-                    <a:blip r:embed="rId18"/>
-                    <a:stretch>
-                      <a:fillRect/>
-                    </a:stretch>
-                  </pic:blipFill>
-                  <pic:spPr>
-                    <a:xfrm>
-                      <a:off x="0" y="0"/>
-                      <a:ext cx="188976" cy="140208"/>
-                    </a:xfrm>
-                    <a:prstGeom prst="rect"/>
-                  </pic:spPr>
-                </pic:pic>
-              </a:graphicData>
-            </a:graphic>
-          </wp:inline>
-        </w:drawing>
+        <w:t xml:space="preserve"> = (2</w:t>
+      </w:r>
+      <w:r>
+        <w:rPr>
+          <w:b/>
+          <w:i/>
+          <w:color w:val="9E1B32"/>
+          <w:sz w:val="21"/>
+          <w:vertAlign w:val="superscript"/>
+        </w:rPr>
+        <w:t>3</w:t>
+      </w:r>
+      <w:r>
+        <w:rPr>
+          <w:b/>
+          <w:i/>
+          <w:color w:val="9E1B32"/>
+          <w:sz w:val="21"/>
+        </w:rPr>
+        <w:t>)</w:t>
+      </w:r>
+      <w:r>
+        <w:rPr>
+          <w:b/>
+          <w:i/>
+          <w:color w:val="9E1B32"/>
+          <w:sz w:val="21"/>
+          <w:vertAlign w:val="superscript"/>
+        </w:rPr>
+        <w:t>5</w:t>
+      </w:r>
+      <w:r>
+        <w:rPr>
+          <w:b/>
+          <w:i/>
+          <w:color w:val="9E1B32"/>
+          <w:sz w:val="21"/>
+        </w:rPr>
+        <w:t xml:space="preserve"> = 2</w:t>
+      </w:r>
+      <w:r>
+        <w:rPr>
+          <w:b/>
+          <w:i/>
+          <w:color w:val="9E1B32"/>
+          <w:sz w:val="21"/>
+          <w:vertAlign w:val="superscript"/>
+        </w:rPr>
+        <w:t>15</w:t>
       </w:r>
       <w:r>
         <w:rPr>
@@ -3123,7 +3165,45 @@
           <w:color w:val="6B6B6B"/>
           <w:sz w:val="19"/>
         </w:rPr>
-        <w:t xml:space="preserve">   2</w:t>
+        <w:t xml:space="preserve">   '8</w:t>
+      </w:r>
+      <w:r>
+        <w:rPr>
+          <w:b w:val="0"/>
+          <w:i/>
+          <w:color w:val="6B6B6B"/>
+          <w:sz w:val="19"/>
+          <w:vertAlign w:val="superscript"/>
+        </w:rPr>
+        <w:t>5</w:t>
+      </w:r>
+      <w:r>
+        <w:rPr>
+          <w:b w:val="0"/>
+          <w:i/>
+          <w:color w:val="6B6B6B"/>
+          <w:sz w:val="19"/>
+        </w:rPr>
+        <w:t xml:space="preserve"> holds more' — the bases were compared, not the values [8.NSO.1.3: rewrite to a common base]; '2</w:t>
+      </w:r>
+      <w:r>
+        <w:rPr>
+          <w:b w:val="0"/>
+          <w:i/>
+          <w:color w:val="6B6B6B"/>
+          <w:sz w:val="19"/>
+          <w:vertAlign w:val="superscript"/>
+        </w:rPr>
+        <w:t>15</w:t>
+      </w:r>
+      <w:r>
+        <w:rPr>
+          <w:b w:val="0"/>
+          <w:i/>
+          <w:color w:val="6B6B6B"/>
+          <w:sz w:val="19"/>
+        </w:rPr>
+        <w:t xml:space="preserve"> holds more' — the exponents were compared; 2</w:t>
       </w:r>
       <w:r>
         <w:rPr>
@@ -3142,26 +3222,7 @@
           <w:color w:val="6B6B6B"/>
           <w:sz w:val="19"/>
         </w:rPr>
-        <w:t xml:space="preserve"> — added 3 + 5 in the power-of-a-power step [confused with product of powers]; 2</w:t>
-      </w:r>
-      <w:r>
-        <w:rPr>
-          <w:b w:val="0"/>
-          <w:i/>
-          <w:color w:val="6B6B6B"/>
-          <w:sz w:val="19"/>
-          <w:vertAlign w:val="superscript"/>
-        </w:rPr>
-        <w:t>5</w:t>
-      </w:r>
-      <w:r>
-        <w:rPr>
-          <w:b w:val="0"/>
-          <w:i/>
-          <w:color w:val="6B6B6B"/>
-          <w:sz w:val="19"/>
-        </w:rPr>
-        <w:t xml:space="preserve"> — replaced the base 8 by 2 without the exponent 3; anything built from 45 — the unneeded figure was used</w:t>
+        <w:t xml:space="preserve"> — added 3 + 5 in the power-of-a-power step [confused with product of powers]; anything built from 45 — the unneeded figure was used</w:t>
       </w:r>
     </w:p>
     <w:p>
@@ -3191,7 +3252,7 @@
         <w:drawing>
           <wp:inline xmlns:a="http://schemas.openxmlformats.org/drawingml/2006/main" xmlns:pic="http://schemas.openxmlformats.org/drawingml/2006/picture">
             <wp:extent cx="134112" cy="146304"/>
-            <wp:docPr id="11" name="Picture 11"/>
+            <wp:docPr id="10" name="Picture 10"/>
             <wp:cNvGraphicFramePr>
               <a:graphicFrameLocks noChangeAspect="1"/>
             </wp:cNvGraphicFramePr>
@@ -3203,7 +3264,7 @@
                     <pic:cNvPicPr/>
                   </pic:nvPicPr>
                   <pic:blipFill>
-                    <a:blip r:embed="rId19"/>
+                    <a:blip r:embed="rId18"/>
                     <a:stretch>
                       <a:fillRect/>
                     </a:stretch>
@@ -3333,7 +3394,7 @@
         <w:drawing>
           <wp:inline xmlns:a="http://schemas.openxmlformats.org/drawingml/2006/main" xmlns:pic="http://schemas.openxmlformats.org/drawingml/2006/picture">
             <wp:extent cx="591312" cy="213360"/>
-            <wp:docPr id="12" name="Picture 12"/>
+            <wp:docPr id="11" name="Picture 11"/>
             <wp:cNvGraphicFramePr>
               <a:graphicFrameLocks noChangeAspect="1"/>
             </wp:cNvGraphicFramePr>
@@ -3345,7 +3406,7 @@
                     <pic:cNvPicPr/>
                   </pic:nvPicPr>
                   <pic:blipFill>
-                    <a:blip r:embed="rId20"/>
+                    <a:blip r:embed="rId19"/>
                     <a:stretch>
                       <a:fillRect/>
                     </a:stretch>
@@ -3494,7 +3555,7 @@
         <w:drawing>
           <wp:inline xmlns:a="http://schemas.openxmlformats.org/drawingml/2006/main" xmlns:pic="http://schemas.openxmlformats.org/drawingml/2006/picture">
             <wp:extent cx="377952" cy="140208"/>
-            <wp:docPr id="13" name="Picture 13"/>
+            <wp:docPr id="12" name="Picture 12"/>
             <wp:cNvGraphicFramePr>
               <a:graphicFrameLocks noChangeAspect="1"/>
             </wp:cNvGraphicFramePr>
@@ -3506,7 +3567,7 @@
                     <pic:cNvPicPr/>
                   </pic:nvPicPr>
                   <pic:blipFill>
-                    <a:blip r:embed="rId21"/>
+                    <a:blip r:embed="rId20"/>
                     <a:stretch>
                       <a:fillRect/>
                     </a:stretch>
@@ -3537,7 +3598,7 @@
         <w:drawing>
           <wp:inline xmlns:a="http://schemas.openxmlformats.org/drawingml/2006/main" xmlns:pic="http://schemas.openxmlformats.org/drawingml/2006/picture">
             <wp:extent cx="134112" cy="140208"/>
-            <wp:docPr id="14" name="Picture 14"/>
+            <wp:docPr id="13" name="Picture 13"/>
             <wp:cNvGraphicFramePr>
               <a:graphicFrameLocks noChangeAspect="1"/>
             </wp:cNvGraphicFramePr>
@@ -3549,7 +3610,7 @@
                     <pic:cNvPicPr/>
                   </pic:nvPicPr>
                   <pic:blipFill>
-                    <a:blip r:embed="rId22"/>
+                    <a:blip r:embed="rId21"/>
                     <a:stretch>
                       <a:fillRect/>
                     </a:stretch>
@@ -3699,7 +3760,7 @@
         <w:drawing>
           <wp:inline xmlns:a="http://schemas.openxmlformats.org/drawingml/2006/main" xmlns:pic="http://schemas.openxmlformats.org/drawingml/2006/picture">
             <wp:extent cx="463296" cy="140208"/>
-            <wp:docPr id="15" name="Picture 15"/>
+            <wp:docPr id="14" name="Picture 14"/>
             <wp:cNvGraphicFramePr>
               <a:graphicFrameLocks noChangeAspect="1"/>
             </wp:cNvGraphicFramePr>
@@ -3711,7 +3772,7 @@
                     <pic:cNvPicPr/>
                   </pic:nvPicPr>
                   <pic:blipFill>
-                    <a:blip r:embed="rId23"/>
+                    <a:blip r:embed="rId22"/>
                     <a:stretch>
                       <a:fillRect/>
                     </a:stretch>
@@ -3742,7 +3803,7 @@
         <w:drawing>
           <wp:inline xmlns:a="http://schemas.openxmlformats.org/drawingml/2006/main" xmlns:pic="http://schemas.openxmlformats.org/drawingml/2006/picture">
             <wp:extent cx="192024" cy="140208"/>
-            <wp:docPr id="16" name="Picture 16"/>
+            <wp:docPr id="15" name="Picture 15"/>
             <wp:cNvGraphicFramePr>
               <a:graphicFrameLocks noChangeAspect="1"/>
             </wp:cNvGraphicFramePr>
@@ -3754,7 +3815,7 @@
                     <pic:cNvPicPr/>
                   </pic:nvPicPr>
                   <pic:blipFill>
-                    <a:blip r:embed="rId24"/>
+                    <a:blip r:embed="rId23"/>
                     <a:stretch>
                       <a:fillRect/>
                     </a:stretch>
@@ -4286,7 +4347,7 @@
           <w:color w:val="1A1A1A"/>
           <w:sz w:val="20"/>
         </w:rPr>
-        <w:t>2</w:t>
+        <w:t>'8</w:t>
       </w:r>
       <w:r>
         <w:rPr>
@@ -4296,7 +4357,7 @@
           <w:sz w:val="20"/>
           <w:vertAlign w:val="superscript"/>
         </w:rPr>
-        <w:t>8</w:t>
+        <w:t>5</w:t>
       </w:r>
       <w:r>
         <w:rPr>
@@ -4305,7 +4366,7 @@
           <w:color w:val="1A1A1A"/>
           <w:sz w:val="20"/>
         </w:rPr>
-        <w:t xml:space="preserve"> — added 3 + 5 in the power-of-a-power step [confused with product of powers]</w:t>
+        <w:t xml:space="preserve"> holds more' — the bases were compared, not the values [8.NSO.1.3: rewrite to a common base]</w:t>
       </w:r>
     </w:p>
     <w:p>
